--- a/input/master-resume/old/Dave-Call-All-Resumes-to-be-Combined-9-26-26.docx
+++ b/input/master-resume/old/Dave-Call-All-Resumes-to-be-Combined-9-26-26.docx
@@ -1142,7 +1142,7 @@
           <w:color w:val="666666"/>
           <w:rtl w:val="0"/>
         </w:rPr>
-        <w:t xml:space="preserve">August 2021 to April 2022</w:t>
+        <w:t xml:space="preserve">August 2020 to April 2022</w:t>
       </w:r>
       <w:r>
         <w:rPr>
@@ -5544,7 +5544,7 @@
           <w:color w:val="666666"/>
           <w:rtl w:val="0"/>
         </w:rPr>
-        <w:t xml:space="preserve">August 2021 to April 2022</w:t>
+        <w:t xml:space="preserve">August 2020 to April 2022</w:t>
       </w:r>
       <w:r>
         <w:rPr>
@@ -9786,7 +9786,7 @@
           <w:bCs w:val="1"/>
           <w:rtl w:val="0"/>
         </w:rPr>
-        <w:t xml:space="preserve">August 2021 to April 2022</w:t>
+        <w:t xml:space="preserve">August 2020 to April 2022</w:t>
       </w:r>
     </w:p>
     <w:p>
